--- a/capitulos_word_pt/cap11_fluxo_clinico.docx
+++ b/capitulos_word_pt/cap11_fluxo_clinico.docx
@@ -15,7 +15,7 @@
           <w:color w:val="1B365D"/>
           <w:sz w:val="36"/>
         </w:rPr>
-        <w:t>Capítulo 11 — Fluxo de Trabalho Clínico: Do Mapa ao Anel</w:t>
+        <w:t>Capítulo 10 — Fluxo de Trabalho Clínico: Do Mapa ao Anel</w:t>
       </w:r>
     </w:p>
     <w:p>
@@ -51,7 +51,7 @@
           <w:color w:val="334E68"/>
           <w:sz w:val="21"/>
         </w:rPr>
-        <w:t>Parte IV — Aplicação Clínica</w:t>
+        <w:t>Parte III — Da Teoria à Prática Clínica</w:t>
       </w:r>
     </w:p>
     <w:p>
@@ -81,7 +81,7 @@
           <w:color w:val="1B365D"/>
           <w:sz w:val="28"/>
         </w:rPr>
-        <w:t>11.1 Introdução</w:t>
+        <w:t>10.1 Introdução</w:t>
       </w:r>
     </w:p>
     <w:p>
@@ -118,6 +118,162 @@
           <w:sz w:val="22"/>
         </w:rPr>
         <w:t>O protocolo foi projetado para ser aditivo, e não disruptivo: ele adiciona o raciocínio biomecânico ao exame clínico existente em vez de substituí-lo. O cirurgião que já realiza a tomografia de Pentacam, a aberrometria de frente de onda e a refração clínica sob cicloplegia possui todos os dados necessários para a avaliação do AVBC. O arcabouço reorganiza e reinterpreta esses dados dentro de um contexto mecânico.</w:t>
+      </w:r>
+    </w:p>
+    <w:p>
+      <w:pPr>
+        <w:spacing w:before="80" w:after="120" w:line="276" w:lineRule="auto"/>
+        <w:ind w:left="720" w:right="720"/>
+      </w:pPr>
+      <w:r>
+        <w:rPr>
+          <w:rFonts w:ascii="Calibri" w:hAnsi="Calibri"/>
+          <w:b w:val="0"/>
+          <w:i w:val="0"/>
+          <w:color w:val="334E68"/>
+          <w:sz w:val="21"/>
+        </w:rPr>
+        <w:t xml:space="preserve">[!NOTE] </w:t>
+      </w:r>
+      <w:r>
+        <w:rPr>
+          <w:rFonts w:ascii="Calibri" w:hAnsi="Calibri"/>
+          <w:b/>
+          <w:i w:val="0"/>
+          <w:color w:val="334E68"/>
+          <w:sz w:val="21"/>
+        </w:rPr>
+        <w:t>Para o Clínico: Checklist Pré-Operatório AVBC</w:t>
+      </w:r>
+      <w:r>
+        <w:rPr>
+          <w:rFonts w:ascii="Calibri" w:hAnsi="Calibri"/>
+          <w:b w:val="0"/>
+          <w:i w:val="0"/>
+          <w:color w:val="334E68"/>
+          <w:sz w:val="21"/>
+        </w:rPr>
+        <w:t xml:space="preserve"> Antes de avançar para o bloco cirúrgico, confirme que tem todos os dados necessários: - </w:t>
+      </w:r>
+      <w:r>
+        <w:rPr>
+          <w:rFonts w:ascii="Consolas" w:hAnsi="Consolas"/>
+          <w:b w:val="0"/>
+          <w:i w:val="0"/>
+          <w:color w:val="A03030"/>
+          <w:sz w:val="18"/>
+        </w:rPr>
+        <w:t>[ ]</w:t>
+      </w:r>
+      <w:r>
+        <w:rPr>
+          <w:rFonts w:ascii="Calibri" w:hAnsi="Calibri"/>
+          <w:b w:val="0"/>
+          <w:i w:val="0"/>
+          <w:color w:val="334E68"/>
+          <w:sz w:val="21"/>
+        </w:rPr>
+        <w:t xml:space="preserve"> Refração manifesta e sob cicloplegia (Esfera, Cil, Eixo) - </w:t>
+      </w:r>
+      <w:r>
+        <w:rPr>
+          <w:rFonts w:ascii="Consolas" w:hAnsi="Consolas"/>
+          <w:b w:val="0"/>
+          <w:i w:val="0"/>
+          <w:color w:val="A03030"/>
+          <w:sz w:val="18"/>
+        </w:rPr>
+        <w:t>[ ]</w:t>
+      </w:r>
+      <w:r>
+        <w:rPr>
+          <w:rFonts w:ascii="Calibri" w:hAnsi="Calibri"/>
+          <w:b w:val="0"/>
+          <w:i w:val="0"/>
+          <w:color w:val="334E68"/>
+          <w:sz w:val="21"/>
+        </w:rPr>
+        <w:t xml:space="preserve"> Topografia de Scheimpflug (Pentacam/Galilei) com mapas anterior e posterior - </w:t>
+      </w:r>
+      <w:r>
+        <w:rPr>
+          <w:rFonts w:ascii="Consolas" w:hAnsi="Consolas"/>
+          <w:b w:val="0"/>
+          <w:i w:val="0"/>
+          <w:color w:val="A03030"/>
+          <w:sz w:val="18"/>
+        </w:rPr>
+        <w:t>[ ]</w:t>
+      </w:r>
+      <w:r>
+        <w:rPr>
+          <w:rFonts w:ascii="Calibri" w:hAnsi="Calibri"/>
+          <w:b w:val="0"/>
+          <w:i w:val="0"/>
+          <w:color w:val="334E68"/>
+          <w:sz w:val="21"/>
+        </w:rPr>
+        <w:t xml:space="preserve"> ENM calculado (Elevação Posterior BFS 8 mm → meridiano de pico) - </w:t>
+      </w:r>
+      <w:r>
+        <w:rPr>
+          <w:rFonts w:ascii="Consolas" w:hAnsi="Consolas"/>
+          <w:b w:val="0"/>
+          <w:i w:val="0"/>
+          <w:color w:val="A03030"/>
+          <w:sz w:val="18"/>
+        </w:rPr>
+        <w:t>[ ]</w:t>
+      </w:r>
+      <w:r>
+        <w:rPr>
+          <w:rFonts w:ascii="Calibri" w:hAnsi="Calibri"/>
+          <w:b w:val="0"/>
+          <w:i w:val="0"/>
+          <w:color w:val="334E68"/>
+          <w:sz w:val="21"/>
+        </w:rPr>
+        <w:t xml:space="preserve"> Aberrometria de frente de onda (Coma, HOA Total — pupila 6 mm) - </w:t>
+      </w:r>
+      <w:r>
+        <w:rPr>
+          <w:rFonts w:ascii="Consolas" w:hAnsi="Consolas"/>
+          <w:b w:val="0"/>
+          <w:i w:val="0"/>
+          <w:color w:val="A03030"/>
+          <w:sz w:val="18"/>
+        </w:rPr>
+        <w:t>[ ]</w:t>
+      </w:r>
+      <w:r>
+        <w:rPr>
+          <w:rFonts w:ascii="Calibri" w:hAnsi="Calibri"/>
+          <w:b w:val="0"/>
+          <w:i w:val="0"/>
+          <w:color w:val="334E68"/>
+          <w:sz w:val="21"/>
+        </w:rPr>
+        <w:t xml:space="preserve"> Paquimetria local no meridiano de implante planeado (para $RT</w:t>
+      </w:r>
+      <w:r>
+        <w:rPr>
+          <w:rFonts w:ascii="Calibri" w:hAnsi="Calibri"/>
+          <w:b w:val="0"/>
+          <w:i/>
+          <w:color w:val="334E68"/>
+          <w:sz w:val="21"/>
+        </w:rPr>
+        <w:t>{max}$) - `[ ]` Classificação O (O+, O~, O−) documentada - `[ ]` Arquétipo Topográfico (Módulo T) documentado - `[ ]` Vetor Dominante selecionado (VR / VT / Vτ) - `[ ]` Prescrição final do anel (espessura, arco, meridiano, profundidade) verificada contra $RT</w:t>
+      </w:r>
+      <w:r>
+        <w:rPr>
+          <w:rFonts w:ascii="Calibri" w:hAnsi="Calibri"/>
+          <w:b w:val="0"/>
+          <w:i w:val="0"/>
+          <w:color w:val="334E68"/>
+          <w:sz w:val="21"/>
+        </w:rPr>
+        <w:t>{max}$</w:t>
       </w:r>
     </w:p>
     <w:p>
@@ -147,7 +303,7 @@
           <w:color w:val="1B365D"/>
           <w:sz w:val="28"/>
         </w:rPr>
-        <w:t>11.2 Avaliação Pré-Operatória: A Sequência de Exames AVBC</w:t>
+        <w:t>10.2 Avaliação Pré-Operatória: A Sequência de Exames AVBC</w:t>
       </w:r>
     </w:p>
     <w:p>
@@ -829,7 +985,7 @@
           <w:color w:val="1B365D"/>
           <w:sz w:val="28"/>
         </w:rPr>
-        <w:t>11.3 Classificação do Módulo O</w:t>
+        <w:t>10.3 Classificação do Módulo O</w:t>
       </w:r>
     </w:p>
     <w:p>
@@ -841,7 +997,7 @@
           <w:color w:val="222222"/>
           <w:sz w:val="22"/>
         </w:rPr>
-        <w:t>Aplicar os critérios ópticos do Capítulo 5:</w:t>
+        <w:t>Aplicar os critérios ópticos do Capítulo 4:</w:t>
       </w:r>
     </w:p>
     <w:tbl>
@@ -1610,7 +1766,7 @@
           <w:color w:val="1B365D"/>
           <w:sz w:val="28"/>
         </w:rPr>
-        <w:t>11.4 Classificação do Módulo T</w:t>
+        <w:t>10.4 Classificação do Módulo T</w:t>
       </w:r>
     </w:p>
     <w:p>
@@ -2248,7 +2404,7 @@
           <w:color w:val="1B365D"/>
           <w:sz w:val="28"/>
         </w:rPr>
-        <w:t>11.5 Módulo B: Seleção do Vetor</w:t>
+        <w:t>10.5 Módulo B: Seleção do Vetor</w:t>
       </w:r>
     </w:p>
     <w:p>
@@ -2577,6 +2733,118 @@
     </w:p>
     <w:p>
       <w:pPr>
+        <w:spacing w:before="80" w:after="120" w:line="276" w:lineRule="auto"/>
+        <w:ind w:left="720" w:right="720"/>
+      </w:pPr>
+      <w:r>
+        <w:rPr>
+          <w:rFonts w:ascii="Calibri" w:hAnsi="Calibri"/>
+          <w:b w:val="0"/>
+          <w:i w:val="0"/>
+          <w:color w:val="334E68"/>
+          <w:sz w:val="21"/>
+        </w:rPr>
+        <w:t xml:space="preserve">[!TIP] </w:t>
+      </w:r>
+      <w:r>
+        <w:rPr>
+          <w:rFonts w:ascii="Calibri" w:hAnsi="Calibri"/>
+          <w:b/>
+          <w:i w:val="0"/>
+          <w:color w:val="334E68"/>
+          <w:sz w:val="21"/>
+        </w:rPr>
+        <w:t>Para o Clínico: Regra dos 3 Vetores em 3 Perguntas</w:t>
+      </w:r>
+      <w:r>
+        <w:rPr>
+          <w:rFonts w:ascii="Calibri" w:hAnsi="Calibri"/>
+          <w:b w:val="0"/>
+          <w:i w:val="0"/>
+          <w:color w:val="334E68"/>
+          <w:sz w:val="21"/>
+        </w:rPr>
+        <w:t xml:space="preserve"> Antes de abrir o catálogo de anéis, responda a estas 3 perguntas em sequência: 1. </w:t>
+      </w:r>
+      <w:r>
+        <w:rPr>
+          <w:rFonts w:ascii="Calibri" w:hAnsi="Calibri"/>
+          <w:b/>
+          <w:i w:val="0"/>
+          <w:color w:val="334E68"/>
+          <w:sz w:val="21"/>
+        </w:rPr>
+        <w:t>"O meu doente precisa principalmente de baixar a miopia?"</w:t>
+      </w:r>
+      <w:r>
+        <w:rPr>
+          <w:rFonts w:ascii="Calibri" w:hAnsi="Calibri"/>
+          <w:b w:val="0"/>
+          <w:i w:val="0"/>
+          <w:color w:val="334E68"/>
+          <w:sz w:val="21"/>
+        </w:rPr>
+        <w:t xml:space="preserve"> → VR → Espessura. 2. </w:t>
+      </w:r>
+      <w:r>
+        <w:rPr>
+          <w:rFonts w:ascii="Calibri" w:hAnsi="Calibri"/>
+          <w:b/>
+          <w:i w:val="0"/>
+          <w:color w:val="334E68"/>
+          <w:sz w:val="21"/>
+        </w:rPr>
+        <w:t>"O meu doente precisa principalmente de eliminar o astigmatismo irregular?"</w:t>
+      </w:r>
+      <w:r>
+        <w:rPr>
+          <w:rFonts w:ascii="Calibri" w:hAnsi="Calibri"/>
+          <w:b w:val="0"/>
+          <w:i w:val="0"/>
+          <w:color w:val="334E68"/>
+          <w:sz w:val="21"/>
+        </w:rPr>
+        <w:t xml:space="preserve"> → VT → Arco Longo. 3. </w:t>
+      </w:r>
+      <w:r>
+        <w:rPr>
+          <w:rFonts w:ascii="Calibri" w:hAnsi="Calibri"/>
+          <w:b/>
+          <w:i w:val="0"/>
+          <w:color w:val="334E68"/>
+          <w:sz w:val="21"/>
+        </w:rPr>
+        <w:t>"O meu doente precisa principalmente de centrar o cone deslocado?"</w:t>
+      </w:r>
+      <w:r>
+        <w:rPr>
+          <w:rFonts w:ascii="Calibri" w:hAnsi="Calibri"/>
+          <w:b w:val="0"/>
+          <w:i w:val="0"/>
+          <w:color w:val="334E68"/>
+          <w:sz w:val="21"/>
+        </w:rPr>
+        <w:t xml:space="preserve"> → Vτ → Anel Progressivo.</w:t>
+      </w:r>
+    </w:p>
+    <w:p>
+      <w:pPr>
+        <w:spacing w:before="80" w:after="120" w:line="276" w:lineRule="auto"/>
+        <w:ind w:left="720" w:right="720"/>
+      </w:pPr>
+      <w:r>
+        <w:rPr>
+          <w:rFonts w:ascii="Calibri" w:hAnsi="Calibri"/>
+          <w:b w:val="0"/>
+          <w:i w:val="0"/>
+          <w:color w:val="334E68"/>
+          <w:sz w:val="21"/>
+        </w:rPr>
+        <w:t>A maioria dos doentes tem mais do que uma necessidade. Priorize o vetor dominante e ajuste os outros como moduladores secundários.</w:t>
+      </w:r>
+    </w:p>
+    <w:p>
+      <w:pPr>
         <w:spacing w:before="240" w:after="240"/>
         <w:jc w:val="center"/>
       </w:pPr>
@@ -2602,7 +2870,7 @@
           <w:color w:val="1B365D"/>
           <w:sz w:val="28"/>
         </w:rPr>
-        <w:t>11.6 Prescrição do Anel</w:t>
+        <w:t>10.6 Prescrição do Anel</w:t>
       </w:r>
     </w:p>
     <w:p>
@@ -4535,6 +4803,82 @@
     </w:p>
     <w:p>
       <w:pPr>
+        <w:spacing w:before="80" w:after="120" w:line="276" w:lineRule="auto"/>
+        <w:ind w:left="720" w:right="720"/>
+      </w:pPr>
+      <w:r>
+        <w:rPr>
+          <w:rFonts w:ascii="Calibri" w:hAnsi="Calibri"/>
+          <w:b w:val="0"/>
+          <w:i w:val="0"/>
+          <w:color w:val="334E68"/>
+          <w:sz w:val="21"/>
+        </w:rPr>
+        <w:t xml:space="preserve">[!CAUTION] </w:t>
+      </w:r>
+      <w:r>
+        <w:rPr>
+          <w:rFonts w:ascii="Calibri" w:hAnsi="Calibri"/>
+          <w:b/>
+          <w:i w:val="0"/>
+          <w:color w:val="334E68"/>
+          <w:sz w:val="21"/>
+        </w:rPr>
+        <w:t>Para o Clínico: Não Inverta o Anel Progressivo!</w:t>
+      </w:r>
+      <w:r>
+        <w:rPr>
+          <w:rFonts w:ascii="Calibri" w:hAnsi="Calibri"/>
+          <w:b w:val="0"/>
+          <w:i w:val="0"/>
+          <w:color w:val="334E68"/>
+          <w:sz w:val="21"/>
+        </w:rPr>
+        <w:t xml:space="preserve"> Num anel de espessura progressiva (ex: 300→150 µm), a extremidade grossa deve ser colocada do </w:t>
+      </w:r>
+      <w:r>
+        <w:rPr>
+          <w:rFonts w:ascii="Calibri" w:hAnsi="Calibri"/>
+          <w:b/>
+          <w:i w:val="0"/>
+          <w:color w:val="334E68"/>
+          <w:sz w:val="21"/>
+        </w:rPr>
+        <w:t>mesmo lado do cone</w:t>
+      </w:r>
+      <w:r>
+        <w:rPr>
+          <w:rFonts w:ascii="Calibri" w:hAnsi="Calibri"/>
+          <w:b w:val="0"/>
+          <w:i w:val="0"/>
+          <w:color w:val="334E68"/>
+          <w:sz w:val="21"/>
+        </w:rPr>
+        <w:t xml:space="preserve"> (não ao lado oposto!). O gradiente de volume empurra o cone </w:t>
+      </w:r>
+      <w:r>
+        <w:rPr>
+          <w:rFonts w:ascii="Calibri" w:hAnsi="Calibri"/>
+          <w:b/>
+          <w:i w:val="0"/>
+          <w:color w:val="334E68"/>
+          <w:sz w:val="21"/>
+        </w:rPr>
+        <w:t>para longe do segmento mais espesso</w:t>
+      </w:r>
+      <w:r>
+        <w:rPr>
+          <w:rFonts w:ascii="Calibri" w:hAnsi="Calibri"/>
+          <w:b w:val="0"/>
+          <w:i w:val="0"/>
+          <w:color w:val="334E68"/>
+          <w:sz w:val="21"/>
+        </w:rPr>
+        <w:t>. Portanto: - Cone inferior → extremidade grossa inferiormente → cone migra para cima (centraliza). - Se inverter acidentalmente o anel, o cone será deslocado ainda mais para baixo! Verificar sempre a orientação com o microscópio antes de fechar o túnel.</w:t>
+      </w:r>
+    </w:p>
+    <w:p>
+      <w:pPr>
         <w:pStyle w:val="Heading3"/>
       </w:pPr>
       <w:r/>
@@ -4546,7 +4890,7 @@
           <w:color w:val="1B365D"/>
           <w:sz w:val="24"/>
         </w:rPr>
-        <w:t>11.6.4 A Lei das Espessuras Relativas (Lei das Espessuras)</w:t>
+        <w:t>10.6.4 A Lei das Espessuras Relativas (Lei das Espessuras)</w:t>
       </w:r>
     </w:p>
     <w:p>
@@ -4802,7 +5146,7 @@
           <w:color w:val="1B365D"/>
           <w:sz w:val="28"/>
         </w:rPr>
-        <w:t>11.7 Exemplos Clínicos Práticos</w:t>
+        <w:t>10.7 Exemplos Clínicos Práticos</w:t>
       </w:r>
     </w:p>
     <w:p>
@@ -5248,7 +5592,7 @@
           <w:color w:val="1B365D"/>
           <w:sz w:val="28"/>
         </w:rPr>
-        <w:t>11.8 Avaliação Pós-Operatória: O Ciclo de Feedback AVBC</w:t>
+        <w:t>10.8 Avaliação Pós-Operatória: O Ciclo de Feedback AVBC</w:t>
       </w:r>
     </w:p>
     <w:p>
@@ -5885,6 +6229,58 @@
     </w:p>
     <w:p>
       <w:pPr>
+        <w:spacing w:before="80" w:after="120" w:line="276" w:lineRule="auto"/>
+        <w:ind w:left="720" w:right="720"/>
+      </w:pPr>
+      <w:r>
+        <w:rPr>
+          <w:rFonts w:ascii="Calibri" w:hAnsi="Calibri"/>
+          <w:b w:val="0"/>
+          <w:i w:val="0"/>
+          <w:color w:val="334E68"/>
+          <w:sz w:val="21"/>
+        </w:rPr>
+        <w:t xml:space="preserve">[!NOTE] </w:t>
+      </w:r>
+      <w:r>
+        <w:rPr>
+          <w:rFonts w:ascii="Calibri" w:hAnsi="Calibri"/>
+          <w:b/>
+          <w:i w:val="0"/>
+          <w:color w:val="334E68"/>
+          <w:sz w:val="21"/>
+        </w:rPr>
+        <w:t>Para o Clínico: O Diário AVBC — 5 Minutos por Caso</w:t>
+      </w:r>
+      <w:r>
+        <w:rPr>
+          <w:rFonts w:ascii="Calibri" w:hAnsi="Calibri"/>
+          <w:b w:val="0"/>
+          <w:i w:val="0"/>
+          <w:color w:val="334E68"/>
+          <w:sz w:val="21"/>
+        </w:rPr>
+        <w:t xml:space="preserve"> Após cada cirurgia, registe numa folha de cálculo simples: | Data | Caso | Espessura | Arco | VR Previsto | VR Real (ΔK pós) | CI_R | |------|------|-----------|------|-------------|------------------|------|</w:t>
+      </w:r>
+    </w:p>
+    <w:p>
+      <w:pPr>
+        <w:spacing w:before="80" w:after="120" w:line="276" w:lineRule="auto"/>
+        <w:ind w:left="720" w:right="720"/>
+      </w:pPr>
+      <w:r>
+        <w:rPr>
+          <w:rFonts w:ascii="Calibri" w:hAnsi="Calibri"/>
+          <w:b w:val="0"/>
+          <w:i w:val="0"/>
+          <w:color w:val="334E68"/>
+          <w:sz w:val="21"/>
+        </w:rPr>
+        <w:t>Ao fim de 20 casos, calcule o seu CI_R médio. Esse é o seu "fator pessoal" AVBC. Se for 0.85, multiplique sempre as espessuras recomendadas por 1.18. Simples, mas poderoso.</w:t>
+      </w:r>
+    </w:p>
+    <w:p>
+      <w:pPr>
         <w:spacing w:before="240" w:after="240"/>
         <w:jc w:val="center"/>
       </w:pPr>
@@ -5910,7 +6306,7 @@
           <w:color w:val="1B365D"/>
           <w:sz w:val="28"/>
         </w:rPr>
-        <w:t>11.9 Resumo</w:t>
+        <w:t>10.9 Resumo</w:t>
       </w:r>
     </w:p>
     <w:p>
@@ -6412,7 +6808,7 @@
           <w:color w:val="222222"/>
           <w:sz w:val="22"/>
         </w:rPr>
-        <w:t xml:space="preserve">García de Oteyza G, Álvarez de Toledo J, Barraquer RI, et al. Finite element analysis of the biomechanical effects of progressive thickness intracorneal ring segments. </w:t>
+        <w:t xml:space="preserve">García de Oteyza G, Kling S, Álvarez de Toledo J, Barraquer RI. Refractive changes of a new asymmetric intracorneal ring segment with variable thickness and base width: A 2D finite-element model. </w:t>
       </w:r>
       <w:r>
         <w:rPr>
@@ -6422,7 +6818,7 @@
           <w:color w:val="222222"/>
           <w:sz w:val="22"/>
         </w:rPr>
-        <w:t>J Cataract Refract Surg</w:t>
+        <w:t>PLoS One</w:t>
       </w:r>
       <w:r>
         <w:rPr>
@@ -6432,7 +6828,7 @@
           <w:color w:val="222222"/>
           <w:sz w:val="22"/>
         </w:rPr>
-        <w:t>. 2021;47(2):258–265.</w:t>
+        <w:t>. 2021;16(1):e0245063.</w:t>
       </w:r>
     </w:p>
     <w:p>
